--- a/business_document/03_demos_and_solutions/DOC-16_Master_Demo_Script_Role_Based.docx
+++ b/business_document/03_demos_and_solutions/DOC-16_Master_Demo_Script_Role_Based.docx
@@ -1554,7 +1554,7 @@
                 <w:color w:val="8B0000"/>
                 <w:sz w:val="17"/>
               </w:rPr>
-              <w:t>risk.analyst</w:t>
+              <w:t>credit-analyst</w:t>
             </w:r>
           </w:p>
         </w:tc>
@@ -1665,7 +1665,7 @@
                 <w:color w:val="8B0000"/>
                 <w:sz w:val="17"/>
               </w:rPr>
-              <w:t>branch.credit_head</w:t>
+              <w:t>branch-manager</w:t>
             </w:r>
           </w:p>
         </w:tc>
@@ -1887,7 +1887,7 @@
                 <w:color w:val="8B0000"/>
                 <w:sz w:val="17"/>
               </w:rPr>
-              <w:t>regional.manager</w:t>
+              <w:t>regional-manager</w:t>
             </w:r>
           </w:p>
         </w:tc>
@@ -3264,7 +3264,7 @@
           <w:color w:val="8B0000"/>
           <w:sz w:val="18"/>
         </w:rPr>
-        <w:t>risk.analyst</w:t>
+        <w:t>credit-analyst</w:t>
       </w:r>
     </w:p>
     <w:p>
@@ -3385,7 +3385,7 @@
           <w:color w:val="222222"/>
           <w:sz w:val="19"/>
         </w:rPr>
-        <w:t>The borrower earns BDT 1,80,000 monthly salary. Between their existing City Bank card and this proposed loan installment of BDT 38,500, their calculated DBR is exactly 34.2%—comfortably below the Bangladesh Bank regulatory ceiling of 50%.</w:t>
+        <w:t>The borrower earns BDT 1,80,000 monthly salary. Between their existing City Bank card and this proposed loan installment of BDT 38,500, their calculated DBR is 21.4% on stated obligations (EMI ÷ salary); 34.2% including card obligations—comfortably below the Bangladesh Bank regulatory ceiling of 50%.</w:t>
       </w:r>
     </w:p>
     <w:p>
@@ -3485,7 +3485,7 @@
           <w:color w:val="222222"/>
           <w:sz w:val="19"/>
         </w:rPr>
-        <w:t>Notice this one-click action: 'Generate BOCC Credit Memo'. In your bank today, junior officers spend 4 hours typing this document in Microsoft Word. Watch: Mr. Rafiq clicks generate, and the complete, standardized Branch Officers Credit Committee memo is produced automatically, complete with financial ratios, CIB summary, collateral appraisal, and digital risk tags. It is ready for committee approval."</w:t>
+        <w:t>Notice this one-click action: 'Generate BOCC Credit Memo'. In your bank today, junior officers spend 4 hours typing this document in Microsoft Word. Watch: Ms. Farhana clicks generate, and the complete, standardized Branch Officers Credit Committee memo is produced automatically, complete with financial ratios, CIB summary, collateral appraisal, and digital risk tags. It is ready for committee approval."</w:t>
       </w:r>
     </w:p>
     <w:p>
@@ -3602,7 +3602,7 @@
           <w:color w:val="8B0000"/>
           <w:sz w:val="18"/>
         </w:rPr>
-        <w:t>branch.credit_head</w:t>
+        <w:t>branch-manager</w:t>
       </w:r>
       <w:r>
         <w:rPr>
@@ -3642,7 +3642,7 @@
           <w:color w:val="8B0000"/>
           <w:sz w:val="18"/>
         </w:rPr>
-        <w:t>regional.manager</w:t>
+        <w:t>regional-manager</w:t>
       </w:r>
       <w:r>
         <w:rPr>
@@ -5790,6 +5790,19 @@
         <w:t>Unisoft Systems Limited — Pre-Sales &amp; Solutions Engineering Division.</w:t>
       </w:r>
     </w:p>
+    <w:p>
+      <w:r>
+        <w:rPr>
+          <w:b/>
+        </w:rPr>
+        <w:t>Addendum — v3.1.0 corrections (Independent Forensic Re-audit, 8 October 2026)</w:t>
+      </w:r>
+    </w:p>
+    <w:p>
+      <w:r>
+        <w:t>Demo logins aligned to the shipped realm roles (branch-officer, branch-manager, regional-manager, credit-analyst, ho-credit, credit-committee, md, collections, compliance, divisional-head, admin).</w:t>
+      </w:r>
+    </w:p>
     <w:sectPr>
       <w:headerReference w:type="default" r:id="rId9"/>
       <w:footerReference w:type="default" r:id="rId10"/>
